--- a/EXPORTS/DOCX/published/niveau3/Dutch/UniversiteitsbibliotheekLeiden.docx
+++ b/EXPORTS/DOCX/published/niveau3/Dutch/UniversiteitsbibliotheekLeiden.docx
@@ -235,14 +235,7 @@
           <w:color w:val="000000"/>
           <w:sz w:val="24"/>
         </w:rPr>
-        <w:hyperlink r:id="rId9" w:history="1">
-          <w:r>
-            <w:rPr>
-              <w:rStyle w:val="Hyperlink"/>
-            </w:rPr>
-            <w:t>de sym</w:t>
-          </w:r>
-        </w:hyperlink>
+        <w:t>de sym</w:t>
       </w:r>
       <w:r>
         <w:rPr>
@@ -1697,7 +1690,7 @@
           <w:sz w:val="24"/>
           <w:u w:val="single"/>
         </w:rPr>
-        <w:hyperlink r:id="rId14" w:history="1">
+        <w:hyperlink r:id="rId15" w:history="1">
           <w:r>
             <w:rPr>
               <w:rStyle w:val="Hyperlink"/>
@@ -1715,7 +1708,7 @@
           <w:sz w:val="24"/>
           <w:u w:val="single"/>
         </w:rPr>
-        <w:hyperlink r:id="rId14" w:history="1">
+        <w:hyperlink r:id="rId15" w:history="1">
           <w:r>
             <w:rPr>
               <w:rStyle w:val="Hyperlink"/>

--- a/EXPORTS/DOCX/published/niveau3/Dutch/UniversiteitsbibliotheekLeiden.docx
+++ b/EXPORTS/DOCX/published/niveau3/Dutch/UniversiteitsbibliotheekLeiden.docx
@@ -235,7 +235,14 @@
           <w:color w:val="000000"/>
           <w:sz w:val="24"/>
         </w:rPr>
-        <w:t>de sym</w:t>
+        <w:hyperlink r:id="rId9" w:history="1">
+          <w:r>
+            <w:rPr>
+              <w:rStyle w:val="Hyperlink"/>
+            </w:rPr>
+            <w:t>de sym</w:t>
+          </w:r>
+        </w:hyperlink>
       </w:r>
       <w:r>
         <w:rPr>
@@ -664,7 +671,18 @@
           <w:color w:val="000000"/>
           <w:sz w:val="24"/>
         </w:rPr>
-        <w:t xml:space="preserve">bibliotheek van het </w:t>
+        <w:t>bibliotheek van h</w:t>
+      </w:r>
+      <w:r>
+        <w:rPr>
+          <w:u w:val="single" w:color="0000ff"/>
+          <w:rFonts w:ascii="Charis SIL Regular" w:hAnsi="Charis SIL Regular" w:eastAsia="Charis SIL Regular"/>
+          <w:b w:val="0"/>
+          <w:i w:val="0"/>
+          <w:color w:val="000000"/>
+          <w:sz w:val="24"/>
+        </w:rPr>
+        <w:t xml:space="preserve">et </w:t>
       </w:r>
       <w:r>
         <w:rPr>
@@ -675,7 +693,7 @@
           <w:sz w:val="24"/>
           <w:u w:val="single"/>
         </w:rPr>
-        <w:hyperlink r:id="rId12" w:history="1">
+        <w:hyperlink r:id="rId10" w:history="1">
           <w:r>
             <w:rPr>
               <w:rStyle w:val="Hyperlink"/>
@@ -693,7 +711,7 @@
           <w:sz w:val="24"/>
           <w:u w:val="single"/>
         </w:rPr>
-        <w:hyperlink r:id="rId12" w:history="1">
+        <w:hyperlink r:id="rId10" w:history="1">
           <w:r>
             <w:rPr>
               <w:rStyle w:val="Hyperlink"/>
@@ -711,7 +729,7 @@
           <w:sz w:val="24"/>
           <w:u w:val="single"/>
         </w:rPr>
-        <w:hyperlink r:id="rId12" w:history="1">
+        <w:hyperlink r:id="rId10" w:history="1">
           <w:r>
             <w:rPr>
               <w:rStyle w:val="Hyperlink"/>
@@ -740,7 +758,7 @@
           <w:sz w:val="24"/>
           <w:u w:val="single"/>
         </w:rPr>
-        <w:hyperlink r:id="rId12" w:history="1">
+        <w:hyperlink r:id="rId10" w:history="1">
           <w:r>
             <w:rPr>
               <w:rStyle w:val="Hyperlink"/>
@@ -758,7 +776,7 @@
           <w:sz w:val="24"/>
           <w:u w:val="single"/>
         </w:rPr>
-        <w:hyperlink r:id="rId12" w:history="1">
+        <w:hyperlink r:id="rId10" w:history="1">
           <w:r>
             <w:rPr>
               <w:rStyle w:val="Hyperlink"/>
@@ -776,7 +794,7 @@
           <w:sz w:val="24"/>
           <w:u w:val="single"/>
         </w:rPr>
-        <w:hyperlink r:id="rId12" w:history="1">
+        <w:hyperlink r:id="rId10" w:history="1">
           <w:r>
             <w:rPr>
               <w:rStyle w:val="Hyperlink"/>
@@ -870,7 +888,7 @@
           <w:sz w:val="24"/>
           <w:u w:val="single"/>
         </w:rPr>
-        <w:hyperlink r:id="rId10" w:history="1">
+        <w:hyperlink r:id="rId12" w:history="1">
           <w:r>
             <w:rPr>
               <w:rStyle w:val="Hyperlink"/>
@@ -899,7 +917,7 @@
           <w:sz w:val="24"/>
           <w:u w:val="single"/>
         </w:rPr>
-        <w:hyperlink r:id="rId10" w:history="1">
+        <w:hyperlink r:id="rId12" w:history="1">
           <w:r>
             <w:rPr>
               <w:rStyle w:val="Hyperlink"/>
@@ -964,7 +982,7 @@
           <w:sz w:val="24"/>
           <w:u w:val="single"/>
         </w:rPr>
-        <w:hyperlink r:id="rId11" w:history="1">
+        <w:hyperlink r:id="rId12" w:history="1">
           <w:r>
             <w:rPr>
               <w:rStyle w:val="Hyperlink"/>

--- a/EXPORTS/DOCX/published/niveau3/Dutch/UniversiteitsbibliotheekLeiden.docx
+++ b/EXPORTS/DOCX/published/niveau3/Dutch/UniversiteitsbibliotheekLeiden.docx
@@ -682,7 +682,14 @@
           <w:color w:val="000000"/>
           <w:sz w:val="24"/>
         </w:rPr>
-        <w:t xml:space="preserve">et </w:t>
+        <w:hyperlink r:id="rId10" w:history="1">
+          <w:r>
+            <w:rPr>
+              <w:rStyle w:val="Hyperlink"/>
+            </w:rPr>
+            <w:t xml:space="preserve">et </w:t>
+          </w:r>
+        </w:hyperlink>
       </w:r>
       <w:r>
         <w:rPr>
@@ -823,7 +830,7 @@
           <w:sz w:val="24"/>
           <w:u w:val="single"/>
         </w:rPr>
-        <w:hyperlink r:id="rId12" w:history="1">
+        <w:hyperlink r:id="rId10" w:history="1">
           <w:r>
             <w:rPr>
               <w:rStyle w:val="Hyperlink"/>
@@ -841,7 +848,7 @@
           <w:sz w:val="24"/>
           <w:u w:val="single"/>
         </w:rPr>
-        <w:hyperlink r:id="rId12" w:history="1">
+        <w:hyperlink r:id="rId10" w:history="1">
           <w:r>
             <w:rPr>
               <w:rStyle w:val="Hyperlink"/>
@@ -859,7 +866,7 @@
           <w:sz w:val="24"/>
           <w:u w:val="single"/>
         </w:rPr>
-        <w:hyperlink r:id="rId12" w:history="1">
+        <w:hyperlink r:id="rId10" w:history="1">
           <w:r>
             <w:rPr>
               <w:rStyle w:val="Hyperlink"/>
@@ -888,7 +895,7 @@
           <w:sz w:val="24"/>
           <w:u w:val="single"/>
         </w:rPr>
-        <w:hyperlink r:id="rId12" w:history="1">
+        <w:hyperlink r:id="rId10" w:history="1">
           <w:r>
             <w:rPr>
               <w:rStyle w:val="Hyperlink"/>
@@ -917,7 +924,7 @@
           <w:sz w:val="24"/>
           <w:u w:val="single"/>
         </w:rPr>
-        <w:hyperlink r:id="rId12" w:history="1">
+        <w:hyperlink r:id="rId10" w:history="1">
           <w:r>
             <w:rPr>
               <w:rStyle w:val="Hyperlink"/>
@@ -962,7 +969,6 @@
           <w:i w:val="0"/>
           <w:color w:val="0000FF"/>
           <w:sz w:val="24"/>
-          <w:u w:val="single"/>
         </w:rPr>
         <w:hyperlink r:id="rId12" w:history="1">
           <w:r>
@@ -1708,7 +1714,7 @@
           <w:sz w:val="24"/>
           <w:u w:val="single"/>
         </w:rPr>
-        <w:hyperlink r:id="rId15" w:history="1">
+        <w:hyperlink r:id="rId14" w:history="1">
           <w:r>
             <w:rPr>
               <w:rStyle w:val="Hyperlink"/>
